--- a/projects/ciszu/website/public/docs/docx/HELP.docx
+++ b/projects/ciszu/website/public/docs/docx/HELP.docx
@@ -118,7 +118,7 @@
         <w:t xml:space="preserve"> </w:t>
       </w:r>
       <w:r>
-        <w:t xml:space="preserve">1. Explora los proyectos en apps/ del monorepo</w:t>
+        <w:t xml:space="preserve">1. Explora los proyectos en projects/ del monorepo</w:t>
       </w:r>
       <w:r>
         <w:t xml:space="preserve"> </w:t>
@@ -209,7 +209,7 @@
         <w:t xml:space="preserve"> </w:t>
       </w:r>
       <w:r>
-        <w:t xml:space="preserve">1. Explore the projects in apps/ of the monorepo</w:t>
+        <w:t xml:space="preserve">1. Explore the projects in projects/ of the monorepo</w:t>
       </w:r>
       <w:r>
         <w:t xml:space="preserve"> </w:t>
